--- a/Knowledge/3-Work knowledge/1-Software Engineering/2-Testing/5-My Source/1-ISTQB Foundation Level/8-Defect Management/2-7-Defect Retesting.docx
+++ b/Knowledge/3-Work knowledge/1-Software Engineering/2-Testing/5-My Source/1-ISTQB Foundation Level/8-Defect Management/2-7-Defect Retesting.docx
@@ -36,51 +36,77 @@
       </w:pPr>
       <w:r>
         <w:rPr>
-          <w:b/>
-          <w:shd w:val="clear" w:color="auto" w:fill="B7B7B7"/>
-        </w:rPr>
-        <w:t># Source</w:t>
-      </w:r>
-      <w:r>
-        <w:rPr>
-          <w:shd w:val="clear" w:color="auto" w:fill="B7B7B7"/>
-        </w:rPr>
-        <w:t xml:space="preserve">: </w:t>
-      </w:r>
-      <w:r>
-        <w:rPr>
-          <w:b/>
-          <w:shd w:val="clear" w:color="auto" w:fill="B7B7B7"/>
-        </w:rPr>
-        <w:t xml:space="preserve">Chatgpt </w:t>
-      </w:r>
-      <w:r>
-        <w:rPr>
-          <w:b/>
-          <w:sz w:val="14"/>
-          <w:szCs w:val="14"/>
-          <w:shd w:val="clear" w:color="auto" w:fill="B7B7B7"/>
-        </w:rPr>
-        <w:t>(GPT</w:t>
-      </w:r>
-      <w:r>
-        <w:rPr>
-          <w:rFonts w:ascii="Cambria Math" w:hAnsi="Cambria Math" w:cs="Cambria Math"/>
-          <w:b/>
-          <w:sz w:val="14"/>
-          <w:szCs w:val="14"/>
-          <w:shd w:val="clear" w:color="auto" w:fill="B7B7B7"/>
+          <w:rFonts w:ascii="Arial" w:eastAsia="Arial" w:hAnsi="Arial" w:cs="Arial"/>
+          <w:b/>
+          <w:color w:val="000000"/>
+          <w:sz w:val="18"/>
+          <w:highlight w:val="lightGray"/>
+        </w:rPr>
+        <w:t># Source: AI Source: Provided by: [Data Path</w:t>
+      </w:r>
+      <w:r>
+        <w:rPr>
+          <w:rFonts w:ascii="Arial" w:eastAsia="Arial" w:hAnsi="Arial" w:cs="Arial"/>
+          <w:color w:val="000000"/>
+          <w:sz w:val="18"/>
+          <w:highlight w:val="lightGray"/>
+        </w:rPr>
+        <w:t xml:space="preserve">: Persons Table -&gt; ID Column: 1, Name_En Column: Motasem Essam] -&gt; </w:t>
+      </w:r>
+      <w:r>
+        <w:rPr>
+          <w:rFonts w:ascii="Arial" w:eastAsia="Arial" w:hAnsi="Arial" w:cs="Arial"/>
+          <w:b/>
+          <w:color w:val="000000"/>
+          <w:sz w:val="18"/>
+          <w:highlight w:val="lightGray"/>
+        </w:rPr>
+        <w:t>From:</w:t>
+      </w:r>
+      <w:r>
+        <w:rPr>
+          <w:rFonts w:ascii="Arial" w:eastAsia="Arial" w:hAnsi="Arial" w:cs="Arial"/>
+          <w:color w:val="000000"/>
+          <w:sz w:val="18"/>
+          <w:highlight w:val="lightGray"/>
+        </w:rPr>
+        <w:t xml:space="preserve"> [Chatgpt (GPT</w:t>
+      </w:r>
+      <w:r>
+        <w:rPr>
+          <w:rFonts w:ascii="Arial" w:eastAsia="Arial" w:hAnsi="Arial" w:cs="Cambria Math"/>
+          <w:color w:val="000000"/>
+          <w:sz w:val="18"/>
+          <w:highlight w:val="lightGray"/>
         </w:rPr>
         <w:t>‑</w:t>
       </w:r>
       <w:r>
         <w:rPr>
-          <w:b/>
-          <w:sz w:val="14"/>
-          <w:szCs w:val="14"/>
-          <w:shd w:val="clear" w:color="auto" w:fill="B7B7B7"/>
-        </w:rPr>
-        <w:t>5 Mini) at [8/18/2025]</w:t>
+          <w:rFonts w:ascii="Arial" w:eastAsia="Arial" w:hAnsi="Arial" w:cs="Arial"/>
+          <w:color w:val="000000"/>
+          <w:sz w:val="18"/>
+          <w:highlight w:val="lightGray"/>
+        </w:rPr>
+        <w:t xml:space="preserve">5 Mini)] </w:t>
+      </w:r>
+      <w:r>
+        <w:rPr>
+          <w:rFonts w:ascii="Arial" w:eastAsia="Arial" w:hAnsi="Arial" w:cs="Arial"/>
+          <w:b/>
+          <w:color w:val="000000"/>
+          <w:sz w:val="18"/>
+          <w:highlight w:val="lightGray"/>
+        </w:rPr>
+        <w:t>on</w:t>
+      </w:r>
+      <w:r>
+        <w:rPr>
+          <w:rFonts w:ascii="Arial" w:eastAsia="Arial" w:hAnsi="Arial"/>
+          <w:sz w:val="18"/>
+          <w:highlight w:val="lightGray"/>
+        </w:rPr>
+        <w:t xml:space="preserve"> [8/18/2025]</w:t>
       </w:r>
     </w:p>
     <w:p>
@@ -136,7 +162,7 @@
           <w:ilvl w:val="0"/>
           <w:numId w:val="1"/>
         </w:numPr>
-        <w:spacing w:before="240"/>
+        <w:spacing w:before="240" w:after="0" w:line="276" w:lineRule="auto"/>
         <w:rPr>
           <w:rFonts w:ascii="Roboto Mono" w:eastAsia="Roboto Mono" w:hAnsi="Roboto Mono" w:cs="Roboto Mono"/>
         </w:rPr>
@@ -160,7 +186,7 @@
           <w:ilvl w:val="0"/>
           <w:numId w:val="1"/>
         </w:numPr>
-        <w:spacing w:after="240"/>
+        <w:spacing w:after="240" w:line="276" w:lineRule="auto"/>
         <w:rPr>
           <w:rFonts w:ascii="Roboto Mono" w:eastAsia="Roboto Mono" w:hAnsi="Roboto Mono" w:cs="Roboto Mono"/>
         </w:rPr>
@@ -207,7 +233,7 @@
     </w:p>
     <w:p>
       <w:r>
-        <w:pict w14:anchorId="7BF2B6AA">
+        <w:pict w14:anchorId="5FA36997">
           <v:rect id="_x0000_i1025" style="width:0;height:1.5pt" o:hralign="center" o:hrstd="t" o:hr="t" fillcolor="#a0a0a0" stroked="f"/>
         </w:pict>
       </w:r>
@@ -240,51 +266,77 @@
       </w:pPr>
       <w:r>
         <w:rPr>
-          <w:b/>
-          <w:shd w:val="clear" w:color="auto" w:fill="B7B7B7"/>
-        </w:rPr>
-        <w:t># Source</w:t>
-      </w:r>
-      <w:r>
-        <w:rPr>
-          <w:shd w:val="clear" w:color="auto" w:fill="B7B7B7"/>
-        </w:rPr>
-        <w:t xml:space="preserve">: </w:t>
-      </w:r>
-      <w:r>
-        <w:rPr>
-          <w:b/>
-          <w:shd w:val="clear" w:color="auto" w:fill="B7B7B7"/>
-        </w:rPr>
-        <w:t xml:space="preserve">Chatgpt </w:t>
-      </w:r>
-      <w:r>
-        <w:rPr>
-          <w:b/>
-          <w:sz w:val="14"/>
-          <w:szCs w:val="14"/>
-          <w:shd w:val="clear" w:color="auto" w:fill="B7B7B7"/>
-        </w:rPr>
-        <w:t>(GPT</w:t>
-      </w:r>
-      <w:r>
-        <w:rPr>
-          <w:rFonts w:ascii="Cambria Math" w:hAnsi="Cambria Math" w:cs="Cambria Math"/>
-          <w:b/>
-          <w:sz w:val="14"/>
-          <w:szCs w:val="14"/>
-          <w:shd w:val="clear" w:color="auto" w:fill="B7B7B7"/>
+          <w:rFonts w:ascii="Arial" w:eastAsia="Arial" w:hAnsi="Arial" w:cs="Arial"/>
+          <w:b/>
+          <w:color w:val="000000"/>
+          <w:sz w:val="18"/>
+          <w:highlight w:val="lightGray"/>
+        </w:rPr>
+        <w:t># Source: AI Source: Provided by: [Data Path</w:t>
+      </w:r>
+      <w:r>
+        <w:rPr>
+          <w:rFonts w:ascii="Arial" w:eastAsia="Arial" w:hAnsi="Arial" w:cs="Arial"/>
+          <w:color w:val="000000"/>
+          <w:sz w:val="18"/>
+          <w:highlight w:val="lightGray"/>
+        </w:rPr>
+        <w:t xml:space="preserve">: Persons Table -&gt; ID Column: 1, Name_En Column: Motasem Essam] -&gt; </w:t>
+      </w:r>
+      <w:r>
+        <w:rPr>
+          <w:rFonts w:ascii="Arial" w:eastAsia="Arial" w:hAnsi="Arial" w:cs="Arial"/>
+          <w:b/>
+          <w:color w:val="000000"/>
+          <w:sz w:val="18"/>
+          <w:highlight w:val="lightGray"/>
+        </w:rPr>
+        <w:t>From:</w:t>
+      </w:r>
+      <w:r>
+        <w:rPr>
+          <w:rFonts w:ascii="Arial" w:eastAsia="Arial" w:hAnsi="Arial" w:cs="Arial"/>
+          <w:color w:val="000000"/>
+          <w:sz w:val="18"/>
+          <w:highlight w:val="lightGray"/>
+        </w:rPr>
+        <w:t xml:space="preserve"> [Chatgpt (GPT</w:t>
+      </w:r>
+      <w:r>
+        <w:rPr>
+          <w:rFonts w:ascii="Arial" w:eastAsia="Arial" w:hAnsi="Arial" w:cs="Cambria Math"/>
+          <w:color w:val="000000"/>
+          <w:sz w:val="18"/>
+          <w:highlight w:val="lightGray"/>
         </w:rPr>
         <w:t>‑</w:t>
       </w:r>
       <w:r>
         <w:rPr>
-          <w:b/>
-          <w:sz w:val="14"/>
-          <w:szCs w:val="14"/>
-          <w:shd w:val="clear" w:color="auto" w:fill="B7B7B7"/>
-        </w:rPr>
-        <w:t>5 Mini) at [8/18/2025]</w:t>
+          <w:rFonts w:ascii="Arial" w:eastAsia="Arial" w:hAnsi="Arial" w:cs="Arial"/>
+          <w:color w:val="000000"/>
+          <w:sz w:val="18"/>
+          <w:highlight w:val="lightGray"/>
+        </w:rPr>
+        <w:t xml:space="preserve">5 Mini)] </w:t>
+      </w:r>
+      <w:r>
+        <w:rPr>
+          <w:rFonts w:ascii="Arial" w:eastAsia="Arial" w:hAnsi="Arial" w:cs="Arial"/>
+          <w:b/>
+          <w:color w:val="000000"/>
+          <w:sz w:val="18"/>
+          <w:highlight w:val="lightGray"/>
+        </w:rPr>
+        <w:t>on</w:t>
+      </w:r>
+      <w:r>
+        <w:rPr>
+          <w:rFonts w:ascii="Arial" w:eastAsia="Arial" w:hAnsi="Arial"/>
+          <w:sz w:val="18"/>
+          <w:highlight w:val="lightGray"/>
+        </w:rPr>
+        <w:t xml:space="preserve"> [8/18/2025]</w:t>
       </w:r>
     </w:p>
     <w:p>
@@ -293,7 +345,7 @@
           <w:ilvl w:val="0"/>
           <w:numId w:val="2"/>
         </w:numPr>
-        <w:spacing w:before="240"/>
+        <w:spacing w:before="240" w:after="0" w:line="276" w:lineRule="auto"/>
         <w:rPr>
           <w:rFonts w:ascii="Roboto Mono" w:eastAsia="Roboto Mono" w:hAnsi="Roboto Mono" w:cs="Roboto Mono"/>
         </w:rPr>
@@ -319,6 +371,7 @@
           <w:ilvl w:val="1"/>
           <w:numId w:val="2"/>
         </w:numPr>
+        <w:spacing w:after="0" w:line="276" w:lineRule="auto"/>
         <w:rPr>
           <w:rFonts w:ascii="Roboto Mono" w:eastAsia="Roboto Mono" w:hAnsi="Roboto Mono" w:cs="Roboto Mono"/>
         </w:rPr>
@@ -342,6 +395,7 @@
           <w:ilvl w:val="0"/>
           <w:numId w:val="2"/>
         </w:numPr>
+        <w:spacing w:after="0" w:line="276" w:lineRule="auto"/>
         <w:rPr>
           <w:rFonts w:ascii="Roboto Mono" w:eastAsia="Roboto Mono" w:hAnsi="Roboto Mono" w:cs="Roboto Mono"/>
         </w:rPr>
@@ -367,6 +421,7 @@
           <w:ilvl w:val="1"/>
           <w:numId w:val="2"/>
         </w:numPr>
+        <w:spacing w:after="0" w:line="276" w:lineRule="auto"/>
         <w:rPr>
           <w:rFonts w:ascii="Roboto Mono" w:eastAsia="Roboto Mono" w:hAnsi="Roboto Mono" w:cs="Roboto Mono"/>
         </w:rPr>
@@ -390,6 +445,7 @@
           <w:ilvl w:val="1"/>
           <w:numId w:val="2"/>
         </w:numPr>
+        <w:spacing w:after="0" w:line="276" w:lineRule="auto"/>
       </w:pPr>
       <w:r>
         <w:rPr>
@@ -423,6 +479,7 @@
           <w:ilvl w:val="0"/>
           <w:numId w:val="2"/>
         </w:numPr>
+        <w:spacing w:after="0" w:line="276" w:lineRule="auto"/>
         <w:rPr>
           <w:rFonts w:ascii="Roboto Mono" w:eastAsia="Roboto Mono" w:hAnsi="Roboto Mono" w:cs="Roboto Mono"/>
         </w:rPr>
@@ -448,15 +505,15 @@
           <w:ilvl w:val="1"/>
           <w:numId w:val="2"/>
         </w:numPr>
-        <w:rPr>
-          <w:rFonts w:ascii="Roboto Mono" w:eastAsia="Roboto Mono" w:hAnsi="Roboto Mono" w:cs="Roboto Mono"/>
-        </w:rPr>
-      </w:pPr>
-      <w:r>
-        <w:rPr>
-          <w:rFonts w:ascii="Roboto Mono" w:eastAsia="Roboto Mono" w:hAnsi="Roboto Mono" w:cs="Roboto Mono"/>
-        </w:rPr>
-        <w:lastRenderedPageBreak/>
+        <w:spacing w:after="0" w:line="276" w:lineRule="auto"/>
+        <w:rPr>
+          <w:rFonts w:ascii="Roboto Mono" w:eastAsia="Roboto Mono" w:hAnsi="Roboto Mono" w:cs="Roboto Mono"/>
+        </w:rPr>
+      </w:pPr>
+      <w:r>
+        <w:rPr>
+          <w:rFonts w:ascii="Roboto Mono" w:eastAsia="Roboto Mono" w:hAnsi="Roboto Mono" w:cs="Roboto Mono"/>
+        </w:rPr>
         <w:t>Check if the defect is fully resolved and behaves correctly.</w:t>
       </w:r>
       <w:r>
@@ -472,6 +529,7 @@
           <w:ilvl w:val="1"/>
           <w:numId w:val="2"/>
         </w:numPr>
+        <w:spacing w:after="0" w:line="276" w:lineRule="auto"/>
         <w:rPr>
           <w:rFonts w:ascii="Roboto Mono" w:eastAsia="Roboto Mono" w:hAnsi="Roboto Mono" w:cs="Roboto Mono"/>
         </w:rPr>
@@ -495,6 +553,7 @@
           <w:ilvl w:val="0"/>
           <w:numId w:val="2"/>
         </w:numPr>
+        <w:spacing w:after="0" w:line="276" w:lineRule="auto"/>
         <w:rPr>
           <w:rFonts w:ascii="Roboto Mono" w:eastAsia="Roboto Mono" w:hAnsi="Roboto Mono" w:cs="Roboto Mono"/>
         </w:rPr>
@@ -520,6 +579,7 @@
           <w:ilvl w:val="1"/>
           <w:numId w:val="2"/>
         </w:numPr>
+        <w:spacing w:after="0" w:line="276" w:lineRule="auto"/>
       </w:pPr>
       <w:r>
         <w:rPr>
@@ -553,7 +613,7 @@
           <w:ilvl w:val="1"/>
           <w:numId w:val="2"/>
         </w:numPr>
-        <w:spacing w:after="240"/>
+        <w:spacing w:after="240" w:line="276" w:lineRule="auto"/>
       </w:pPr>
       <w:r>
         <w:rPr>
@@ -583,7 +643,7 @@
     </w:p>
     <w:p>
       <w:r>
-        <w:pict w14:anchorId="295688E7">
+        <w:pict w14:anchorId="1B16B101">
           <v:rect id="_x0000_i1026" style="width:0;height:1.5pt" o:hralign="center" o:hrstd="t" o:hr="t" fillcolor="#a0a0a0" stroked="f"/>
         </w:pict>
       </w:r>
@@ -616,51 +676,77 @@
       </w:pPr>
       <w:r>
         <w:rPr>
-          <w:b/>
-          <w:shd w:val="clear" w:color="auto" w:fill="B7B7B7"/>
-        </w:rPr>
-        <w:t># Source</w:t>
-      </w:r>
-      <w:r>
-        <w:rPr>
-          <w:shd w:val="clear" w:color="auto" w:fill="B7B7B7"/>
-        </w:rPr>
-        <w:t xml:space="preserve">: </w:t>
-      </w:r>
-      <w:r>
-        <w:rPr>
-          <w:b/>
-          <w:shd w:val="clear" w:color="auto" w:fill="B7B7B7"/>
-        </w:rPr>
-        <w:t xml:space="preserve">Chatgpt </w:t>
-      </w:r>
-      <w:r>
-        <w:rPr>
-          <w:b/>
-          <w:sz w:val="14"/>
-          <w:szCs w:val="14"/>
-          <w:shd w:val="clear" w:color="auto" w:fill="B7B7B7"/>
-        </w:rPr>
-        <w:t>(GPT</w:t>
-      </w:r>
-      <w:r>
-        <w:rPr>
-          <w:rFonts w:ascii="Cambria Math" w:hAnsi="Cambria Math" w:cs="Cambria Math"/>
-          <w:b/>
-          <w:sz w:val="14"/>
-          <w:szCs w:val="14"/>
-          <w:shd w:val="clear" w:color="auto" w:fill="B7B7B7"/>
+          <w:rFonts w:ascii="Arial" w:eastAsia="Arial" w:hAnsi="Arial" w:cs="Arial"/>
+          <w:b/>
+          <w:color w:val="000000"/>
+          <w:sz w:val="18"/>
+          <w:highlight w:val="lightGray"/>
+        </w:rPr>
+        <w:t># Source: AI Source: Provided by: [Data Path</w:t>
+      </w:r>
+      <w:r>
+        <w:rPr>
+          <w:rFonts w:ascii="Arial" w:eastAsia="Arial" w:hAnsi="Arial" w:cs="Arial"/>
+          <w:color w:val="000000"/>
+          <w:sz w:val="18"/>
+          <w:highlight w:val="lightGray"/>
+        </w:rPr>
+        <w:t xml:space="preserve">: Persons Table -&gt; ID Column: 1, Name_En Column: Motasem Essam] -&gt; </w:t>
+      </w:r>
+      <w:r>
+        <w:rPr>
+          <w:rFonts w:ascii="Arial" w:eastAsia="Arial" w:hAnsi="Arial" w:cs="Arial"/>
+          <w:b/>
+          <w:color w:val="000000"/>
+          <w:sz w:val="18"/>
+          <w:highlight w:val="lightGray"/>
+        </w:rPr>
+        <w:t>From:</w:t>
+      </w:r>
+      <w:r>
+        <w:rPr>
+          <w:rFonts w:ascii="Arial" w:eastAsia="Arial" w:hAnsi="Arial" w:cs="Arial"/>
+          <w:color w:val="000000"/>
+          <w:sz w:val="18"/>
+          <w:highlight w:val="lightGray"/>
+        </w:rPr>
+        <w:t xml:space="preserve"> [Chatgpt (GPT</w:t>
+      </w:r>
+      <w:r>
+        <w:rPr>
+          <w:rFonts w:ascii="Arial" w:eastAsia="Arial" w:hAnsi="Arial" w:cs="Cambria Math"/>
+          <w:color w:val="000000"/>
+          <w:sz w:val="18"/>
+          <w:highlight w:val="lightGray"/>
         </w:rPr>
         <w:t>‑</w:t>
       </w:r>
       <w:r>
         <w:rPr>
-          <w:b/>
-          <w:sz w:val="14"/>
-          <w:szCs w:val="14"/>
-          <w:shd w:val="clear" w:color="auto" w:fill="B7B7B7"/>
-        </w:rPr>
-        <w:t>5 Mini) at [8/18/2025]</w:t>
+          <w:rFonts w:ascii="Arial" w:eastAsia="Arial" w:hAnsi="Arial" w:cs="Arial"/>
+          <w:color w:val="000000"/>
+          <w:sz w:val="18"/>
+          <w:highlight w:val="lightGray"/>
+        </w:rPr>
+        <w:t xml:space="preserve">5 Mini)] </w:t>
+      </w:r>
+      <w:r>
+        <w:rPr>
+          <w:rFonts w:ascii="Arial" w:eastAsia="Arial" w:hAnsi="Arial" w:cs="Arial"/>
+          <w:b/>
+          <w:color w:val="000000"/>
+          <w:sz w:val="18"/>
+          <w:highlight w:val="lightGray"/>
+        </w:rPr>
+        <w:t>on</w:t>
+      </w:r>
+      <w:r>
+        <w:rPr>
+          <w:rFonts w:ascii="Arial" w:eastAsia="Arial" w:hAnsi="Arial"/>
+          <w:sz w:val="18"/>
+          <w:highlight w:val="lightGray"/>
+        </w:rPr>
+        <w:t xml:space="preserve"> [8/18/2025]</w:t>
       </w:r>
     </w:p>
     <w:p>
@@ -669,7 +755,7 @@
           <w:ilvl w:val="0"/>
           <w:numId w:val="5"/>
         </w:numPr>
-        <w:spacing w:before="240"/>
+        <w:spacing w:before="240" w:after="0" w:line="276" w:lineRule="auto"/>
       </w:pPr>
       <w:r>
         <w:rPr>
@@ -697,6 +783,7 @@
           <w:ilvl w:val="0"/>
           <w:numId w:val="5"/>
         </w:numPr>
+        <w:spacing w:after="0" w:line="276" w:lineRule="auto"/>
       </w:pPr>
       <w:r>
         <w:rPr>
@@ -724,6 +811,7 @@
           <w:ilvl w:val="0"/>
           <w:numId w:val="5"/>
         </w:numPr>
+        <w:spacing w:after="0" w:line="276" w:lineRule="auto"/>
       </w:pPr>
       <w:r>
         <w:rPr>
@@ -751,7 +839,7 @@
           <w:ilvl w:val="0"/>
           <w:numId w:val="5"/>
         </w:numPr>
-        <w:spacing w:after="240"/>
+        <w:spacing w:after="240" w:line="276" w:lineRule="auto"/>
       </w:pPr>
       <w:r>
         <w:rPr>
@@ -785,7 +873,7 @@
     </w:p>
     <w:p>
       <w:r>
-        <w:pict w14:anchorId="77CEC42E">
+        <w:pict w14:anchorId="50914376">
           <v:rect id="_x0000_i1027" style="width:0;height:1.5pt" o:hralign="center" o:hrstd="t" o:hr="t" fillcolor="#a0a0a0" stroked="f"/>
         </w:pict>
       </w:r>
@@ -818,51 +906,77 @@
       </w:pPr>
       <w:r>
         <w:rPr>
-          <w:b/>
-          <w:shd w:val="clear" w:color="auto" w:fill="B7B7B7"/>
-        </w:rPr>
-        <w:t># Source</w:t>
-      </w:r>
-      <w:r>
-        <w:rPr>
-          <w:shd w:val="clear" w:color="auto" w:fill="B7B7B7"/>
-        </w:rPr>
-        <w:t xml:space="preserve">: </w:t>
-      </w:r>
-      <w:r>
-        <w:rPr>
-          <w:b/>
-          <w:shd w:val="clear" w:color="auto" w:fill="B7B7B7"/>
-        </w:rPr>
-        <w:t xml:space="preserve">Chatgpt </w:t>
-      </w:r>
-      <w:r>
-        <w:rPr>
-          <w:b/>
-          <w:sz w:val="14"/>
-          <w:szCs w:val="14"/>
-          <w:shd w:val="clear" w:color="auto" w:fill="B7B7B7"/>
-        </w:rPr>
-        <w:t>(GPT</w:t>
-      </w:r>
-      <w:r>
-        <w:rPr>
-          <w:rFonts w:ascii="Cambria Math" w:hAnsi="Cambria Math" w:cs="Cambria Math"/>
-          <w:b/>
-          <w:sz w:val="14"/>
-          <w:szCs w:val="14"/>
-          <w:shd w:val="clear" w:color="auto" w:fill="B7B7B7"/>
+          <w:rFonts w:ascii="Arial" w:eastAsia="Arial" w:hAnsi="Arial" w:cs="Arial"/>
+          <w:b/>
+          <w:color w:val="000000"/>
+          <w:sz w:val="18"/>
+          <w:highlight w:val="lightGray"/>
+        </w:rPr>
+        <w:t># Source: AI Source: Provided by: [Data Path</w:t>
+      </w:r>
+      <w:r>
+        <w:rPr>
+          <w:rFonts w:ascii="Arial" w:eastAsia="Arial" w:hAnsi="Arial" w:cs="Arial"/>
+          <w:color w:val="000000"/>
+          <w:sz w:val="18"/>
+          <w:highlight w:val="lightGray"/>
+        </w:rPr>
+        <w:t xml:space="preserve">: Persons Table -&gt; ID Column: 1, Name_En Column: Motasem Essam] -&gt; </w:t>
+      </w:r>
+      <w:r>
+        <w:rPr>
+          <w:rFonts w:ascii="Arial" w:eastAsia="Arial" w:hAnsi="Arial" w:cs="Arial"/>
+          <w:b/>
+          <w:color w:val="000000"/>
+          <w:sz w:val="18"/>
+          <w:highlight w:val="lightGray"/>
+        </w:rPr>
+        <w:t>From:</w:t>
+      </w:r>
+      <w:r>
+        <w:rPr>
+          <w:rFonts w:ascii="Arial" w:eastAsia="Arial" w:hAnsi="Arial" w:cs="Arial"/>
+          <w:color w:val="000000"/>
+          <w:sz w:val="18"/>
+          <w:highlight w:val="lightGray"/>
+        </w:rPr>
+        <w:t xml:space="preserve"> [Chatgpt (GPT</w:t>
+      </w:r>
+      <w:r>
+        <w:rPr>
+          <w:rFonts w:ascii="Arial" w:eastAsia="Arial" w:hAnsi="Arial" w:cs="Cambria Math"/>
+          <w:color w:val="000000"/>
+          <w:sz w:val="18"/>
+          <w:highlight w:val="lightGray"/>
         </w:rPr>
         <w:t>‑</w:t>
       </w:r>
       <w:r>
         <w:rPr>
-          <w:b/>
-          <w:sz w:val="14"/>
-          <w:szCs w:val="14"/>
-          <w:shd w:val="clear" w:color="auto" w:fill="B7B7B7"/>
-        </w:rPr>
-        <w:t>5 Mini) at [8/18/2025]</w:t>
+          <w:rFonts w:ascii="Arial" w:eastAsia="Arial" w:hAnsi="Arial" w:cs="Arial"/>
+          <w:color w:val="000000"/>
+          <w:sz w:val="18"/>
+          <w:highlight w:val="lightGray"/>
+        </w:rPr>
+        <w:t xml:space="preserve">5 Mini)] </w:t>
+      </w:r>
+      <w:r>
+        <w:rPr>
+          <w:rFonts w:ascii="Arial" w:eastAsia="Arial" w:hAnsi="Arial" w:cs="Arial"/>
+          <w:b/>
+          <w:color w:val="000000"/>
+          <w:sz w:val="18"/>
+          <w:highlight w:val="lightGray"/>
+        </w:rPr>
+        <w:t>on</w:t>
+      </w:r>
+      <w:r>
+        <w:rPr>
+          <w:rFonts w:ascii="Arial" w:eastAsia="Arial" w:hAnsi="Arial"/>
+          <w:sz w:val="18"/>
+          <w:highlight w:val="lightGray"/>
+        </w:rPr>
+        <w:t xml:space="preserve"> [8/18/2025]</w:t>
       </w:r>
     </w:p>
     <w:p>
@@ -871,7 +985,7 @@
           <w:ilvl w:val="0"/>
           <w:numId w:val="4"/>
         </w:numPr>
-        <w:spacing w:before="240"/>
+        <w:spacing w:before="240" w:after="0" w:line="276" w:lineRule="auto"/>
       </w:pPr>
       <w:r>
         <w:rPr>
@@ -905,6 +1019,7 @@
           <w:ilvl w:val="0"/>
           <w:numId w:val="4"/>
         </w:numPr>
+        <w:spacing w:after="0" w:line="276" w:lineRule="auto"/>
       </w:pPr>
       <w:r>
         <w:rPr>
@@ -938,7 +1053,7 @@
           <w:ilvl w:val="0"/>
           <w:numId w:val="4"/>
         </w:numPr>
-        <w:spacing w:after="240"/>
+        <w:spacing w:after="240" w:line="276" w:lineRule="auto"/>
       </w:pPr>
       <w:r>
         <w:rPr>
@@ -968,7 +1083,7 @@
     </w:p>
     <w:p>
       <w:r>
-        <w:pict w14:anchorId="524916BD">
+        <w:pict w14:anchorId="6FD5E65F">
           <v:rect id="_x0000_i1028" style="width:0;height:1.5pt" o:hralign="center" o:hrstd="t" o:hr="t" fillcolor="#a0a0a0" stroked="f"/>
         </w:pict>
       </w:r>
@@ -992,7 +1107,6 @@
           <w:sz w:val="34"/>
           <w:szCs w:val="34"/>
         </w:rPr>
-        <w:lastRenderedPageBreak/>
         <w:t>🔑 Difference: Defect Retesting vs Regression Testing</w:t>
       </w:r>
     </w:p>
@@ -1002,51 +1116,77 @@
       </w:pPr>
       <w:r>
         <w:rPr>
-          <w:b/>
-          <w:shd w:val="clear" w:color="auto" w:fill="B7B7B7"/>
-        </w:rPr>
-        <w:t># Source</w:t>
-      </w:r>
-      <w:r>
-        <w:rPr>
-          <w:shd w:val="clear" w:color="auto" w:fill="B7B7B7"/>
-        </w:rPr>
-        <w:t xml:space="preserve">: </w:t>
-      </w:r>
-      <w:r>
-        <w:rPr>
-          <w:b/>
-          <w:shd w:val="clear" w:color="auto" w:fill="B7B7B7"/>
-        </w:rPr>
-        <w:t xml:space="preserve">Chatgpt </w:t>
-      </w:r>
-      <w:r>
-        <w:rPr>
-          <w:b/>
-          <w:sz w:val="14"/>
-          <w:szCs w:val="14"/>
-          <w:shd w:val="clear" w:color="auto" w:fill="B7B7B7"/>
-        </w:rPr>
-        <w:t>(GPT</w:t>
-      </w:r>
-      <w:r>
-        <w:rPr>
-          <w:rFonts w:ascii="Cambria Math" w:hAnsi="Cambria Math" w:cs="Cambria Math"/>
-          <w:b/>
-          <w:sz w:val="14"/>
-          <w:szCs w:val="14"/>
-          <w:shd w:val="clear" w:color="auto" w:fill="B7B7B7"/>
+          <w:rFonts w:ascii="Arial" w:eastAsia="Arial" w:hAnsi="Arial" w:cs="Arial"/>
+          <w:b/>
+          <w:color w:val="000000"/>
+          <w:sz w:val="18"/>
+          <w:highlight w:val="lightGray"/>
+        </w:rPr>
+        <w:t># Source: AI Source: Provided by: [Data Path</w:t>
+      </w:r>
+      <w:r>
+        <w:rPr>
+          <w:rFonts w:ascii="Arial" w:eastAsia="Arial" w:hAnsi="Arial" w:cs="Arial"/>
+          <w:color w:val="000000"/>
+          <w:sz w:val="18"/>
+          <w:highlight w:val="lightGray"/>
+        </w:rPr>
+        <w:t xml:space="preserve">: Persons Table -&gt; ID Column: 1, Name_En Column: Motasem Essam] -&gt; </w:t>
+      </w:r>
+      <w:r>
+        <w:rPr>
+          <w:rFonts w:ascii="Arial" w:eastAsia="Arial" w:hAnsi="Arial" w:cs="Arial"/>
+          <w:b/>
+          <w:color w:val="000000"/>
+          <w:sz w:val="18"/>
+          <w:highlight w:val="lightGray"/>
+        </w:rPr>
+        <w:t>From:</w:t>
+      </w:r>
+      <w:r>
+        <w:rPr>
+          <w:rFonts w:ascii="Arial" w:eastAsia="Arial" w:hAnsi="Arial" w:cs="Arial"/>
+          <w:color w:val="000000"/>
+          <w:sz w:val="18"/>
+          <w:highlight w:val="lightGray"/>
+        </w:rPr>
+        <w:t xml:space="preserve"> [Chatgpt (GPT</w:t>
+      </w:r>
+      <w:r>
+        <w:rPr>
+          <w:rFonts w:ascii="Arial" w:eastAsia="Arial" w:hAnsi="Arial" w:cs="Cambria Math"/>
+          <w:color w:val="000000"/>
+          <w:sz w:val="18"/>
+          <w:highlight w:val="lightGray"/>
         </w:rPr>
         <w:t>‑</w:t>
       </w:r>
       <w:r>
         <w:rPr>
-          <w:b/>
-          <w:sz w:val="14"/>
-          <w:szCs w:val="14"/>
-          <w:shd w:val="clear" w:color="auto" w:fill="B7B7B7"/>
-        </w:rPr>
-        <w:t>5 Mini) at [8/18/2025]</w:t>
+          <w:rFonts w:ascii="Arial" w:eastAsia="Arial" w:hAnsi="Arial" w:cs="Arial"/>
+          <w:color w:val="000000"/>
+          <w:sz w:val="18"/>
+          <w:highlight w:val="lightGray"/>
+        </w:rPr>
+        <w:t xml:space="preserve">5 Mini)] </w:t>
+      </w:r>
+      <w:r>
+        <w:rPr>
+          <w:rFonts w:ascii="Arial" w:eastAsia="Arial" w:hAnsi="Arial" w:cs="Arial"/>
+          <w:b/>
+          <w:color w:val="000000"/>
+          <w:sz w:val="18"/>
+          <w:highlight w:val="lightGray"/>
+        </w:rPr>
+        <w:t>on</w:t>
+      </w:r>
+      <w:r>
+        <w:rPr>
+          <w:rFonts w:ascii="Arial" w:eastAsia="Arial" w:hAnsi="Arial"/>
+          <w:sz w:val="18"/>
+          <w:highlight w:val="lightGray"/>
+        </w:rPr>
+        <w:t xml:space="preserve"> [8/18/2025]</w:t>
       </w:r>
     </w:p>
     <w:p>
@@ -1055,7 +1195,7 @@
           <w:ilvl w:val="0"/>
           <w:numId w:val="3"/>
         </w:numPr>
-        <w:spacing w:before="240"/>
+        <w:spacing w:before="240" w:after="0" w:line="276" w:lineRule="auto"/>
       </w:pPr>
       <w:r>
         <w:rPr>
@@ -1096,7 +1236,7 @@
           <w:ilvl w:val="0"/>
           <w:numId w:val="3"/>
         </w:numPr>
-        <w:spacing w:after="240"/>
+        <w:spacing w:after="240" w:line="276" w:lineRule="auto"/>
       </w:pPr>
       <w:r>
         <w:rPr>
@@ -1133,7 +1273,7 @@
     </w:p>
     <w:p>
       <w:r>
-        <w:pict w14:anchorId="58FA3E94">
+        <w:pict w14:anchorId="7BF3C8EA">
           <v:rect id="_x0000_i1029" style="width:0;height:1.5pt" o:hralign="center" o:hrstd="t" o:hr="t" fillcolor="#a0a0a0" stroked="f"/>
         </w:pict>
       </w:r>
@@ -1162,18 +1302,19 @@
     </w:p>
     <w:p>
       <w:r>
-        <w:pict w14:anchorId="133F9F84">
+        <w:pict w14:anchorId="526FA355">
           <v:rect id="_x0000_i1030" style="width:0;height:1.5pt" o:hralign="center" o:hrstd="t" o:hr="t" fillcolor="#a0a0a0" stroked="f"/>
         </w:pict>
       </w:r>
     </w:p>
+    <w:p/>
     <w:p/>
     <w:p/>
     <w:sectPr>
       <w:pgSz w:w="12240" w:h="15840"/>
       <w:pgMar w:top="1440" w:right="1440" w:bottom="1440" w:left="1440" w:header="720" w:footer="720" w:gutter="0"/>
-      <w:pgNumType w:start="1"/>
       <w:cols w:space="720"/>
+      <w:docGrid w:linePitch="360"/>
     </w:sectPr>
   </w:body>
 </w:document>
@@ -2164,18 +2305,6 @@
   <w:style w:type="paragraph" w:default="1" w:styleId="Normal">
     <w:name w:val="Normal"/>
     <w:qFormat/>
-    <w:rsid w:val="005C6298"/>
-    <w:pPr>
-      <w:spacing w:after="0" w:line="276" w:lineRule="auto"/>
-    </w:pPr>
-    <w:rPr>
-      <w:rFonts w:ascii="Arial" w:eastAsia="Arial" w:hAnsi="Arial" w:cs="Arial"/>
-      <w:kern w:val="0"/>
-      <w:sz w:val="22"/>
-      <w:szCs w:val="22"/>
-      <w:lang w:val="en"/>
-      <w14:ligatures w14:val="none"/>
-    </w:rPr>
   </w:style>
   <w:style w:type="paragraph" w:styleId="Heading1">
     <w:name w:val="heading 1"/>
@@ -2184,7 +2313,7 @@
     <w:link w:val="Heading1Char"/>
     <w:uiPriority w:val="9"/>
     <w:qFormat/>
-    <w:rsid w:val="00D00214"/>
+    <w:rsid w:val="00980293"/>
     <w:pPr>
       <w:keepNext/>
       <w:keepLines/>
@@ -2206,7 +2335,7 @@
     <w:uiPriority w:val="9"/>
     <w:unhideWhenUsed/>
     <w:qFormat/>
-    <w:rsid w:val="00D00214"/>
+    <w:rsid w:val="00980293"/>
     <w:pPr>
       <w:keepNext/>
       <w:keepLines/>
@@ -2229,7 +2358,7 @@
     <w:semiHidden/>
     <w:unhideWhenUsed/>
     <w:qFormat/>
-    <w:rsid w:val="00D00214"/>
+    <w:rsid w:val="00980293"/>
     <w:pPr>
       <w:keepNext/>
       <w:keepLines/>
@@ -2252,7 +2381,7 @@
     <w:semiHidden/>
     <w:unhideWhenUsed/>
     <w:qFormat/>
-    <w:rsid w:val="00D00214"/>
+    <w:rsid w:val="00980293"/>
     <w:pPr>
       <w:keepNext/>
       <w:keepLines/>
@@ -2275,7 +2404,7 @@
     <w:semiHidden/>
     <w:unhideWhenUsed/>
     <w:qFormat/>
-    <w:rsid w:val="00D00214"/>
+    <w:rsid w:val="00980293"/>
     <w:pPr>
       <w:keepNext/>
       <w:keepLines/>
@@ -2296,11 +2425,11 @@
     <w:semiHidden/>
     <w:unhideWhenUsed/>
     <w:qFormat/>
-    <w:rsid w:val="00D00214"/>
+    <w:rsid w:val="00980293"/>
     <w:pPr>
       <w:keepNext/>
       <w:keepLines/>
-      <w:spacing w:before="40"/>
+      <w:spacing w:before="40" w:after="0"/>
       <w:outlineLvl w:val="5"/>
     </w:pPr>
     <w:rPr>
@@ -2319,11 +2448,11 @@
     <w:semiHidden/>
     <w:unhideWhenUsed/>
     <w:qFormat/>
-    <w:rsid w:val="00D00214"/>
+    <w:rsid w:val="00980293"/>
     <w:pPr>
       <w:keepNext/>
       <w:keepLines/>
-      <w:spacing w:before="40"/>
+      <w:spacing w:before="40" w:after="0"/>
       <w:outlineLvl w:val="6"/>
     </w:pPr>
     <w:rPr>
@@ -2340,10 +2469,11 @@
     <w:semiHidden/>
     <w:unhideWhenUsed/>
     <w:qFormat/>
-    <w:rsid w:val="00D00214"/>
+    <w:rsid w:val="00980293"/>
     <w:pPr>
       <w:keepNext/>
       <w:keepLines/>
+      <w:spacing w:after="0"/>
       <w:outlineLvl w:val="7"/>
     </w:pPr>
     <w:rPr>
@@ -2362,10 +2492,11 @@
     <w:semiHidden/>
     <w:unhideWhenUsed/>
     <w:qFormat/>
-    <w:rsid w:val="00D00214"/>
+    <w:rsid w:val="00980293"/>
     <w:pPr>
       <w:keepNext/>
       <w:keepLines/>
+      <w:spacing w:after="0"/>
       <w:outlineLvl w:val="8"/>
     </w:pPr>
     <w:rPr>
@@ -2405,7 +2536,7 @@
     <w:basedOn w:val="DefaultParagraphFont"/>
     <w:link w:val="Heading1"/>
     <w:uiPriority w:val="9"/>
-    <w:rsid w:val="00D00214"/>
+    <w:rsid w:val="00980293"/>
     <w:rPr>
       <w:rFonts w:asciiTheme="majorHAnsi" w:eastAsiaTheme="majorEastAsia" w:hAnsiTheme="majorHAnsi" w:cstheme="majorBidi"/>
       <w:color w:val="2F5496" w:themeColor="accent1" w:themeShade="BF"/>
@@ -2418,7 +2549,7 @@
     <w:basedOn w:val="DefaultParagraphFont"/>
     <w:link w:val="Heading2"/>
     <w:uiPriority w:val="9"/>
-    <w:rsid w:val="00D00214"/>
+    <w:rsid w:val="00980293"/>
     <w:rPr>
       <w:rFonts w:asciiTheme="majorHAnsi" w:eastAsiaTheme="majorEastAsia" w:hAnsiTheme="majorHAnsi" w:cstheme="majorBidi"/>
       <w:color w:val="2F5496" w:themeColor="accent1" w:themeShade="BF"/>
@@ -2432,7 +2563,7 @@
     <w:link w:val="Heading3"/>
     <w:uiPriority w:val="9"/>
     <w:semiHidden/>
-    <w:rsid w:val="00D00214"/>
+    <w:rsid w:val="00980293"/>
     <w:rPr>
       <w:rFonts w:eastAsiaTheme="majorEastAsia" w:cstheme="majorBidi"/>
       <w:color w:val="2F5496" w:themeColor="accent1" w:themeShade="BF"/>
@@ -2446,7 +2577,7 @@
     <w:link w:val="Heading4"/>
     <w:uiPriority w:val="9"/>
     <w:semiHidden/>
-    <w:rsid w:val="00D00214"/>
+    <w:rsid w:val="00980293"/>
     <w:rPr>
       <w:rFonts w:eastAsiaTheme="majorEastAsia" w:cstheme="majorBidi"/>
       <w:i/>
@@ -2460,7 +2591,7 @@
     <w:link w:val="Heading5"/>
     <w:uiPriority w:val="9"/>
     <w:semiHidden/>
-    <w:rsid w:val="00D00214"/>
+    <w:rsid w:val="00980293"/>
     <w:rPr>
       <w:rFonts w:eastAsiaTheme="majorEastAsia" w:cstheme="majorBidi"/>
       <w:color w:val="2F5496" w:themeColor="accent1" w:themeShade="BF"/>
@@ -2472,7 +2603,7 @@
     <w:link w:val="Heading6"/>
     <w:uiPriority w:val="9"/>
     <w:semiHidden/>
-    <w:rsid w:val="00D00214"/>
+    <w:rsid w:val="00980293"/>
     <w:rPr>
       <w:rFonts w:eastAsiaTheme="majorEastAsia" w:cstheme="majorBidi"/>
       <w:i/>
@@ -2486,7 +2617,7 @@
     <w:link w:val="Heading7"/>
     <w:uiPriority w:val="9"/>
     <w:semiHidden/>
-    <w:rsid w:val="00D00214"/>
+    <w:rsid w:val="00980293"/>
     <w:rPr>
       <w:rFonts w:eastAsiaTheme="majorEastAsia" w:cstheme="majorBidi"/>
       <w:color w:val="595959" w:themeColor="text1" w:themeTint="A6"/>
@@ -2498,7 +2629,7 @@
     <w:link w:val="Heading8"/>
     <w:uiPriority w:val="9"/>
     <w:semiHidden/>
-    <w:rsid w:val="00D00214"/>
+    <w:rsid w:val="00980293"/>
     <w:rPr>
       <w:rFonts w:eastAsiaTheme="majorEastAsia" w:cstheme="majorBidi"/>
       <w:i/>
@@ -2512,7 +2643,7 @@
     <w:link w:val="Heading9"/>
     <w:uiPriority w:val="9"/>
     <w:semiHidden/>
-    <w:rsid w:val="00D00214"/>
+    <w:rsid w:val="00980293"/>
     <w:rPr>
       <w:rFonts w:eastAsiaTheme="majorEastAsia" w:cstheme="majorBidi"/>
       <w:color w:val="272727" w:themeColor="text1" w:themeTint="D8"/>
@@ -2525,7 +2656,7 @@
     <w:link w:val="TitleChar"/>
     <w:uiPriority w:val="10"/>
     <w:qFormat/>
-    <w:rsid w:val="00D00214"/>
+    <w:rsid w:val="00980293"/>
     <w:pPr>
       <w:spacing w:after="80" w:line="240" w:lineRule="auto"/>
       <w:contextualSpacing/>
@@ -2543,7 +2674,7 @@
     <w:basedOn w:val="DefaultParagraphFont"/>
     <w:link w:val="Title"/>
     <w:uiPriority w:val="10"/>
-    <w:rsid w:val="00D00214"/>
+    <w:rsid w:val="00980293"/>
     <w:rPr>
       <w:rFonts w:asciiTheme="majorHAnsi" w:eastAsiaTheme="majorEastAsia" w:hAnsiTheme="majorHAnsi" w:cstheme="majorBidi"/>
       <w:spacing w:val="-10"/>
@@ -2559,7 +2690,7 @@
     <w:link w:val="SubtitleChar"/>
     <w:uiPriority w:val="11"/>
     <w:qFormat/>
-    <w:rsid w:val="00D00214"/>
+    <w:rsid w:val="00980293"/>
     <w:pPr>
       <w:numPr>
         <w:ilvl w:val="1"/>
@@ -2578,7 +2709,7 @@
     <w:basedOn w:val="DefaultParagraphFont"/>
     <w:link w:val="Subtitle"/>
     <w:uiPriority w:val="11"/>
-    <w:rsid w:val="00D00214"/>
+    <w:rsid w:val="00980293"/>
     <w:rPr>
       <w:rFonts w:eastAsiaTheme="majorEastAsia" w:cstheme="majorBidi"/>
       <w:color w:val="595959" w:themeColor="text1" w:themeTint="A6"/>
@@ -2594,7 +2725,7 @@
     <w:link w:val="QuoteChar"/>
     <w:uiPriority w:val="29"/>
     <w:qFormat/>
-    <w:rsid w:val="00D00214"/>
+    <w:rsid w:val="00980293"/>
     <w:pPr>
       <w:spacing w:before="160"/>
       <w:jc w:val="center"/>
@@ -2610,7 +2741,7 @@
     <w:basedOn w:val="DefaultParagraphFont"/>
     <w:link w:val="Quote"/>
     <w:uiPriority w:val="29"/>
-    <w:rsid w:val="00D00214"/>
+    <w:rsid w:val="00980293"/>
     <w:rPr>
       <w:i/>
       <w:iCs/>
@@ -2622,7 +2753,7 @@
     <w:basedOn w:val="Normal"/>
     <w:uiPriority w:val="34"/>
     <w:qFormat/>
-    <w:rsid w:val="00D00214"/>
+    <w:rsid w:val="00980293"/>
     <w:pPr>
       <w:ind w:left="720"/>
       <w:contextualSpacing/>
@@ -2633,7 +2764,7 @@
     <w:basedOn w:val="DefaultParagraphFont"/>
     <w:uiPriority w:val="21"/>
     <w:qFormat/>
-    <w:rsid w:val="00D00214"/>
+    <w:rsid w:val="00980293"/>
     <w:rPr>
       <w:i/>
       <w:iCs/>
@@ -2647,7 +2778,7 @@
     <w:link w:val="IntenseQuoteChar"/>
     <w:uiPriority w:val="30"/>
     <w:qFormat/>
-    <w:rsid w:val="00D00214"/>
+    <w:rsid w:val="00980293"/>
     <w:pPr>
       <w:pBdr>
         <w:top w:val="single" w:sz="4" w:space="10" w:color="2F5496" w:themeColor="accent1" w:themeShade="BF"/>
@@ -2668,7 +2799,7 @@
     <w:basedOn w:val="DefaultParagraphFont"/>
     <w:link w:val="IntenseQuote"/>
     <w:uiPriority w:val="30"/>
-    <w:rsid w:val="00D00214"/>
+    <w:rsid w:val="00980293"/>
     <w:rPr>
       <w:i/>
       <w:iCs/>
@@ -2680,7 +2811,7 @@
     <w:basedOn w:val="DefaultParagraphFont"/>
     <w:uiPriority w:val="32"/>
     <w:qFormat/>
-    <w:rsid w:val="00D00214"/>
+    <w:rsid w:val="00980293"/>
     <w:rPr>
       <w:b/>
       <w:bCs/>
